--- a/static/uploads/word/INAMHI-DAF-UTICS-2026-041-IT-D.docx
+++ b/static/uploads/word/INAMHI-DAF-UTICS-2026-041-IT-D.docx
@@ -778,9 +778,9 @@
                 <w:b/>
                 <w:sz w:val="20"/>
               </w:rPr>
-              <w:t>PABLO</w:t>
+              <w:t>ALEJANDRO CUENCA</w:t>
               <w:br/>
-              <w:t>DIRECTORA</w:t>
+              <w:t>TÉCNICO</w:t>
             </w:r>
           </w:p>
         </w:tc>
@@ -800,7 +800,7 @@
               </w:rPr>
               <w:t>LUISA</w:t>
               <w:br/>
-              <w:t>ANALISTA DE TICS</w:t>
+              <w:t>DIRECTORA</w:t>
             </w:r>
           </w:p>
         </w:tc>
